--- a/lesson-15.docx
+++ b/lesson-15.docx
@@ -4,10 +4,901 @@
   <w:body>
     <w:p>
       <w:pPr>
+        <w:rPr>
+          <w:lang w:val="ru-RU"/>
+        </w:rPr>
+      </w:pPr>
+      <w:r>
+        <w:rPr>
+          <w:lang w:val="ru-RU"/>
+        </w:rPr>
+        <w:t>#70. "Схоластика" – это проект католический теологии, в рамках которого предполагается постичь замысел Бога с помощью разума (Ratio), логического рассуждения, – и тем самым "компенсировать" этическое ("духовное") несовершенство человека, выявленное в ортодоксальном христианстве;</w:t>
+      </w:r>
+    </w:p>
+    <w:p>
+      <w:pPr>
+        <w:rPr>
+          <w:lang w:val="ru-RU"/>
+        </w:rPr>
+      </w:pPr>
+      <w:r>
+        <w:rPr>
+          <w:lang w:val="ru-RU"/>
+        </w:rPr>
+        <w:t>#71. Гипотеза схоластики – "гармония Веры (Fides) и Разума (Ratio)", где истины Откровения ("Бог есть и Он сотворил мир") совпадают с истинами, открытыми путём логического размышления;</w:t>
+      </w:r>
+    </w:p>
+    <w:p>
+      <w:pPr>
+        <w:rPr>
+          <w:lang w:val="ru-RU"/>
+        </w:rPr>
+      </w:pPr>
+      <w:r>
+        <w:rPr>
+          <w:lang w:val="ru-RU"/>
+        </w:rPr>
+        <w:t>#72. Схоластика реабилитирует античную метафизику Платона и Аристотеля, главным недостатком которой являлась "изоляция" метафизической реальности от физической, помещая её в контекст христианской теологии: здесь обе реальности связаны актом Творения;</w:t>
+      </w:r>
+    </w:p>
+    <w:p>
+      <w:pPr>
+        <w:rPr>
+          <w:lang w:val="ru-RU"/>
+        </w:rPr>
+      </w:pPr>
+      <w:r>
+        <w:rPr>
+          <w:lang w:val="ru-RU"/>
+        </w:rPr>
+        <w:t>#73. Фома Аквинский ("реализм"): человек имеет принципиальную возможность познания замысла Бога, потому что он сам – результат Творения, а следовательно, божественный замысел непосредственно выражается в образе его мышления – в тех общих понятиях / категориях ("универсалиях"), которые оно открывает при анализе конкретных вещей (res): Бог, реализуя свой замысел, творит конкретную вещь (от общего к частному), а человек, совершая операцию обобщения, познает замысел Бога – выполняет реконструкцию акта творения (от частного к общему);</w:t>
+      </w:r>
+    </w:p>
+    <w:p>
+      <w:pPr>
+        <w:rPr>
+          <w:lang w:val="ru-RU"/>
+        </w:rPr>
+      </w:pPr>
+      <w:r>
+        <w:rPr>
+          <w:lang w:val="ru-RU"/>
+        </w:rPr>
+        <w:t>#75. Кризис 1277 г.: если мы познаем замысел Бога, "вычисляем" универсалии, воплощённые в конкретных вещах, то у нас нет критериев, согласно которым можно определить, что мироздание – это результат свободного акта Творения, а не вечно функционирующий механизм (Сигер Брабантский);</w:t>
+      </w:r>
+    </w:p>
+    <w:p>
+      <w:pPr>
+        <w:rPr>
+          <w:lang w:val="ru-RU"/>
+        </w:rPr>
+      </w:pPr>
+      <w:r>
+        <w:rPr>
+          <w:lang w:val="ru-RU"/>
+        </w:rPr>
+        <w:t>#76. Уильям Оккам ("номинализм"): "универсалия" – это не отражение реального сходства в конкретных вещах, воплощение замысла Бога, а только имя (Nomen), фикция (Fictum), созданная для нашего удобства: Бог обладает абсолютной свободой, Его воля ничем не ограничена и Его замысел непостижим;</w:t>
+      </w:r>
+    </w:p>
+    <w:p>
+      <w:pPr>
+        <w:rPr>
+          <w:lang w:val="ru-RU"/>
+        </w:rPr>
+      </w:pPr>
+      <w:r>
+        <w:rPr>
+          <w:lang w:val="ru-RU"/>
+        </w:rPr>
+        <w:t>#77. Устранение предпосылки / допущения, необходимое для создания экспериментальной науки: реальность не раскрывается в результате операции обобщения, создания "универсалий", а обладает бесконечной сложностью для человеческого мышления – состоит из конкретных вещей, "индивидов" (individuum), которые на самом деле не объединяются в нечто общее (universalis).</w:t>
+      </w:r>
+    </w:p>
+    <w:p>
+      <w:pPr>
         <w:pStyle w:val="Heading2"/>
-      </w:pPr>
-      <w:r>
-        <w:t>TODO</w:t>
+        <w:rPr>
+          <w:lang w:val="ru-RU"/>
+        </w:rPr>
+      </w:pPr>
+      <w:r>
+        <w:rPr>
+          <w:lang w:val="ru-RU"/>
+        </w:rPr>
+        <w:t>Крах империи</w:t>
+      </w:r>
+    </w:p>
+    <w:p>
+      <w:pPr>
+        <w:rPr>
+          <w:rFonts w:ascii="Times New Roman" w:hAnsi="Times New Roman" w:cs="Times New Roman"/>
+          <w:sz w:val="24"/>
+          <w:szCs w:val="24"/>
+          <w:lang w:val="ru-RU"/>
+        </w:rPr>
+      </w:pPr>
+      <w:r>
+        <w:rPr>
+          <w:rFonts w:ascii="Times New Roman" w:hAnsi="Times New Roman" w:cs="Times New Roman"/>
+          <w:sz w:val="24"/>
+          <w:szCs w:val="24"/>
+          <w:lang w:val="ru-RU"/>
+        </w:rPr>
+        <w:t>Наблюдать за тем, как какой-то проект летит в тартарары, особенно с большой исторической дистанции — это всегда приятно.</w:t>
+      </w:r>
+      <w:r>
+        <w:rPr>
+          <w:rFonts w:ascii="Times New Roman" w:hAnsi="Times New Roman" w:cs="Times New Roman"/>
+          <w:sz w:val="24"/>
+          <w:szCs w:val="24"/>
+          <w:lang w:val="ru-RU"/>
+        </w:rPr>
+        <w:t xml:space="preserve"> Сегодняшний персонаж — именно персонаж, а не тема — это католицизм</w:t>
+      </w:r>
+      <w:r>
+        <w:rPr>
+          <w:rFonts w:ascii="Times New Roman" w:hAnsi="Times New Roman" w:cs="Times New Roman"/>
+          <w:sz w:val="24"/>
+          <w:szCs w:val="24"/>
+          <w:lang w:val="ru-RU"/>
+        </w:rPr>
+        <w:t xml:space="preserve">. Хотя это было давно, но на протяжении примерно пятиста лет римская католическая церковь была всемогущей, всесильной транснациональной корпорацией средневековья со своими спецслужбами, аналитическими центрами, армией, разведкой, системой образования, экономическими структурами и так далее. И вот это всемогущая корпорация, хотя и </w:t>
+      </w:r>
+      <w:r>
+        <w:rPr>
+          <w:rFonts w:ascii="Times New Roman" w:hAnsi="Times New Roman" w:cs="Times New Roman"/>
+          <w:sz w:val="24"/>
+          <w:szCs w:val="24"/>
+          <w:lang w:val="ru-RU"/>
+        </w:rPr>
+        <w:t>имела</w:t>
+      </w:r>
+      <w:r>
+        <w:rPr>
+          <w:rFonts w:ascii="Times New Roman" w:hAnsi="Times New Roman" w:cs="Times New Roman"/>
+          <w:sz w:val="24"/>
+          <w:szCs w:val="24"/>
+          <w:lang w:val="ru-RU"/>
+        </w:rPr>
+        <w:t xml:space="preserve"> </w:t>
+      </w:r>
+      <w:r>
+        <w:rPr>
+          <w:rFonts w:ascii="Times New Roman" w:hAnsi="Times New Roman" w:cs="Times New Roman"/>
+          <w:sz w:val="24"/>
+          <w:szCs w:val="24"/>
+          <w:lang w:val="ru-RU"/>
+        </w:rPr>
+        <w:t xml:space="preserve">огромные </w:t>
+      </w:r>
+      <w:r>
+        <w:rPr>
+          <w:rFonts w:ascii="Times New Roman" w:hAnsi="Times New Roman" w:cs="Times New Roman"/>
+          <w:sz w:val="24"/>
+          <w:szCs w:val="24"/>
+          <w:lang w:val="ru-RU"/>
+        </w:rPr>
+        <w:t>успех</w:t>
+      </w:r>
+      <w:r>
+        <w:rPr>
+          <w:rFonts w:ascii="Times New Roman" w:hAnsi="Times New Roman" w:cs="Times New Roman"/>
+          <w:sz w:val="24"/>
+          <w:szCs w:val="24"/>
+          <w:lang w:val="ru-RU"/>
+        </w:rPr>
+        <w:t>и</w:t>
+      </w:r>
+      <w:r>
+        <w:rPr>
+          <w:rFonts w:ascii="Times New Roman" w:hAnsi="Times New Roman" w:cs="Times New Roman"/>
+          <w:sz w:val="24"/>
+          <w:szCs w:val="24"/>
+          <w:lang w:val="ru-RU"/>
+        </w:rPr>
+        <w:t>,</w:t>
+      </w:r>
+      <w:r>
+        <w:rPr>
+          <w:rFonts w:ascii="Times New Roman" w:hAnsi="Times New Roman" w:cs="Times New Roman"/>
+          <w:sz w:val="24"/>
+          <w:szCs w:val="24"/>
+          <w:lang w:val="ru-RU"/>
+        </w:rPr>
+        <w:t xml:space="preserve"> в конце концов</w:t>
+      </w:r>
+      <w:r>
+        <w:rPr>
+          <w:rFonts w:ascii="Times New Roman" w:hAnsi="Times New Roman" w:cs="Times New Roman"/>
+          <w:sz w:val="24"/>
+          <w:szCs w:val="24"/>
+          <w:lang w:val="ru-RU"/>
+        </w:rPr>
+        <w:t xml:space="preserve"> была чем-то надломлена</w:t>
+      </w:r>
+      <w:r>
+        <w:rPr>
+          <w:rFonts w:ascii="Times New Roman" w:hAnsi="Times New Roman" w:cs="Times New Roman"/>
+          <w:sz w:val="24"/>
+          <w:szCs w:val="24"/>
+          <w:lang w:val="ru-RU"/>
+        </w:rPr>
+        <w:t>; доминантной в</w:t>
+      </w:r>
+      <w:r>
+        <w:rPr>
+          <w:rFonts w:ascii="Times New Roman" w:hAnsi="Times New Roman" w:cs="Times New Roman"/>
+          <w:sz w:val="24"/>
+          <w:szCs w:val="24"/>
+          <w:lang w:val="ru-RU"/>
+        </w:rPr>
+        <w:t>ласти римско-католической церкви</w:t>
+      </w:r>
+      <w:r>
+        <w:rPr>
+          <w:rFonts w:ascii="Times New Roman" w:hAnsi="Times New Roman" w:cs="Times New Roman"/>
+          <w:sz w:val="24"/>
+          <w:szCs w:val="24"/>
+          <w:lang w:val="ru-RU"/>
+        </w:rPr>
+        <w:t xml:space="preserve"> в какой-то момент пришёл конец.</w:t>
+      </w:r>
+      <w:r>
+        <w:rPr>
+          <w:rFonts w:ascii="Times New Roman" w:hAnsi="Times New Roman" w:cs="Times New Roman"/>
+          <w:sz w:val="24"/>
+          <w:szCs w:val="24"/>
+          <w:lang w:val="ru-RU"/>
+        </w:rPr>
+        <w:t xml:space="preserve"> Все знают, когда это произошло, </w:t>
+      </w:r>
+      <w:r>
+        <w:rPr>
+          <w:rFonts w:ascii="Times New Roman" w:hAnsi="Times New Roman" w:cs="Times New Roman"/>
+          <w:sz w:val="24"/>
+          <w:szCs w:val="24"/>
+          <w:lang w:val="ru-RU"/>
+        </w:rPr>
+        <w:t>а</w:t>
+      </w:r>
+      <w:r>
+        <w:rPr>
+          <w:rFonts w:ascii="Times New Roman" w:hAnsi="Times New Roman" w:cs="Times New Roman"/>
+          <w:sz w:val="24"/>
+          <w:szCs w:val="24"/>
+          <w:lang w:val="ru-RU"/>
+        </w:rPr>
+        <w:t xml:space="preserve"> в рамках этого курса </w:t>
+      </w:r>
+      <w:r>
+        <w:rPr>
+          <w:rFonts w:ascii="Times New Roman" w:hAnsi="Times New Roman" w:cs="Times New Roman"/>
+          <w:sz w:val="24"/>
+          <w:szCs w:val="24"/>
+          <w:lang w:val="ru-RU"/>
+        </w:rPr>
+        <w:t xml:space="preserve">уже </w:t>
+      </w:r>
+      <w:r>
+        <w:rPr>
+          <w:rFonts w:ascii="Times New Roman" w:hAnsi="Times New Roman" w:cs="Times New Roman"/>
+          <w:sz w:val="24"/>
+          <w:szCs w:val="24"/>
+          <w:lang w:val="ru-RU"/>
+        </w:rPr>
+        <w:t>был</w:t>
+      </w:r>
+      <w:r>
+        <w:rPr>
+          <w:rFonts w:ascii="Times New Roman" w:hAnsi="Times New Roman" w:cs="Times New Roman"/>
+          <w:sz w:val="24"/>
+          <w:szCs w:val="24"/>
+          <w:lang w:val="ru-RU"/>
+        </w:rPr>
+        <w:t>о</w:t>
+      </w:r>
+      <w:r>
+        <w:rPr>
+          <w:rFonts w:ascii="Times New Roman" w:hAnsi="Times New Roman" w:cs="Times New Roman"/>
+          <w:sz w:val="24"/>
+          <w:szCs w:val="24"/>
+          <w:lang w:val="ru-RU"/>
+        </w:rPr>
+        <w:t xml:space="preserve"> упомянут</w:t>
+      </w:r>
+      <w:r>
+        <w:rPr>
+          <w:rFonts w:ascii="Times New Roman" w:hAnsi="Times New Roman" w:cs="Times New Roman"/>
+          <w:sz w:val="24"/>
+          <w:szCs w:val="24"/>
+          <w:lang w:val="ru-RU"/>
+        </w:rPr>
+        <w:t>о</w:t>
+      </w:r>
+      <w:r>
+        <w:rPr>
+          <w:rFonts w:ascii="Times New Roman" w:hAnsi="Times New Roman" w:cs="Times New Roman"/>
+          <w:sz w:val="24"/>
+          <w:szCs w:val="24"/>
+          <w:lang w:val="ru-RU"/>
+        </w:rPr>
+        <w:t xml:space="preserve"> </w:t>
+      </w:r>
+      <w:r>
+        <w:rPr>
+          <w:rFonts w:ascii="Times New Roman" w:hAnsi="Times New Roman" w:cs="Times New Roman"/>
+          <w:sz w:val="24"/>
+          <w:szCs w:val="24"/>
+          <w:lang w:val="ru-RU"/>
+        </w:rPr>
+        <w:t xml:space="preserve">одно </w:t>
+      </w:r>
+      <w:r>
+        <w:rPr>
+          <w:rFonts w:ascii="Times New Roman" w:hAnsi="Times New Roman" w:cs="Times New Roman"/>
+          <w:sz w:val="24"/>
+          <w:szCs w:val="24"/>
+          <w:lang w:val="ru-RU"/>
+        </w:rPr>
+        <w:t>из знаменательн</w:t>
+      </w:r>
+      <w:r>
+        <w:rPr>
+          <w:rFonts w:ascii="Times New Roman" w:hAnsi="Times New Roman" w:cs="Times New Roman"/>
+          <w:sz w:val="24"/>
+          <w:szCs w:val="24"/>
+          <w:lang w:val="ru-RU"/>
+        </w:rPr>
+        <w:t>ейших</w:t>
+      </w:r>
+      <w:r>
+        <w:rPr>
+          <w:rFonts w:ascii="Times New Roman" w:hAnsi="Times New Roman" w:cs="Times New Roman"/>
+          <w:sz w:val="24"/>
+          <w:szCs w:val="24"/>
+          <w:lang w:val="ru-RU"/>
+        </w:rPr>
+        <w:t xml:space="preserve"> </w:t>
+      </w:r>
+      <w:r>
+        <w:rPr>
+          <w:rFonts w:ascii="Times New Roman" w:hAnsi="Times New Roman" w:cs="Times New Roman"/>
+          <w:sz w:val="24"/>
+          <w:szCs w:val="24"/>
+          <w:lang w:val="ru-RU"/>
+        </w:rPr>
+        <w:t>событий</w:t>
+      </w:r>
+      <w:r>
+        <w:rPr>
+          <w:rFonts w:ascii="Times New Roman" w:hAnsi="Times New Roman" w:cs="Times New Roman"/>
+          <w:sz w:val="24"/>
+          <w:szCs w:val="24"/>
+          <w:lang w:val="ru-RU"/>
+        </w:rPr>
+        <w:t>, положивших начало</w:t>
+      </w:r>
+      <w:r>
+        <w:rPr>
+          <w:rFonts w:ascii="Times New Roman" w:hAnsi="Times New Roman" w:cs="Times New Roman"/>
+          <w:sz w:val="24"/>
+          <w:szCs w:val="24"/>
+          <w:lang w:val="ru-RU"/>
+        </w:rPr>
+        <w:t xml:space="preserve"> необратимым </w:t>
+      </w:r>
+      <w:r>
+        <w:rPr>
+          <w:rFonts w:ascii="Times New Roman" w:hAnsi="Times New Roman" w:cs="Times New Roman"/>
+          <w:sz w:val="24"/>
+          <w:szCs w:val="24"/>
+          <w:lang w:val="ru-RU"/>
+        </w:rPr>
+        <w:t>реформациям</w:t>
+      </w:r>
+      <w:r>
+        <w:rPr>
+          <w:rFonts w:ascii="Times New Roman" w:hAnsi="Times New Roman" w:cs="Times New Roman"/>
+          <w:sz w:val="24"/>
+          <w:szCs w:val="24"/>
+          <w:lang w:val="ru-RU"/>
+        </w:rPr>
+        <w:t>.</w:t>
+      </w:r>
+      <w:r>
+        <w:rPr>
+          <w:rFonts w:ascii="Times New Roman" w:hAnsi="Times New Roman" w:cs="Times New Roman"/>
+          <w:sz w:val="24"/>
+          <w:szCs w:val="24"/>
+          <w:lang w:val="ru-RU"/>
+        </w:rPr>
+        <w:t xml:space="preserve"> </w:t>
+      </w:r>
+      <w:r>
+        <w:rPr>
+          <w:rFonts w:ascii="Times New Roman" w:hAnsi="Times New Roman" w:cs="Times New Roman"/>
+          <w:sz w:val="24"/>
+          <w:szCs w:val="24"/>
+          <w:lang w:val="ru-RU"/>
+        </w:rPr>
+        <w:t xml:space="preserve">Но самое главное сегодня не то, какое событие ознаменовало крах католицизма; главное — почему </w:t>
+      </w:r>
+      <w:r>
+        <w:rPr>
+          <w:rFonts w:ascii="Times New Roman" w:hAnsi="Times New Roman" w:cs="Times New Roman"/>
+          <w:sz w:val="24"/>
+          <w:szCs w:val="24"/>
+          <w:lang w:val="ru-RU"/>
+        </w:rPr>
+        <w:t xml:space="preserve">вообще </w:t>
+      </w:r>
+      <w:r>
+        <w:rPr>
+          <w:rFonts w:ascii="Times New Roman" w:hAnsi="Times New Roman" w:cs="Times New Roman"/>
+          <w:sz w:val="24"/>
+          <w:szCs w:val="24"/>
+          <w:lang w:val="ru-RU"/>
+        </w:rPr>
+        <w:t>произошёл крах</w:t>
+      </w:r>
+      <w:r>
+        <w:rPr>
+          <w:rFonts w:ascii="Times New Roman" w:hAnsi="Times New Roman" w:cs="Times New Roman"/>
+          <w:sz w:val="24"/>
+          <w:szCs w:val="24"/>
+          <w:lang w:val="ru-RU"/>
+        </w:rPr>
+        <w:t xml:space="preserve"> и какие предпосылки </w:t>
+      </w:r>
+      <w:r>
+        <w:rPr>
+          <w:rFonts w:ascii="Times New Roman" w:hAnsi="Times New Roman" w:cs="Times New Roman"/>
+          <w:sz w:val="24"/>
+          <w:szCs w:val="24"/>
+          <w:lang w:val="ru-RU"/>
+        </w:rPr>
+        <w:t>заранее сделал</w:t>
+      </w:r>
+      <w:r>
+        <w:rPr>
+          <w:rFonts w:ascii="Times New Roman" w:hAnsi="Times New Roman" w:cs="Times New Roman"/>
+          <w:sz w:val="24"/>
+          <w:szCs w:val="24"/>
+          <w:lang w:val="ru-RU"/>
+        </w:rPr>
+        <w:t>и</w:t>
+      </w:r>
+      <w:r>
+        <w:rPr>
+          <w:rFonts w:ascii="Times New Roman" w:hAnsi="Times New Roman" w:cs="Times New Roman"/>
+          <w:sz w:val="24"/>
+          <w:szCs w:val="24"/>
+          <w:lang w:val="ru-RU"/>
+        </w:rPr>
+        <w:t xml:space="preserve"> реформацию неизбежной.</w:t>
+      </w:r>
+    </w:p>
+    <w:p>
+      <w:pPr>
+        <w:rPr>
+          <w:rFonts w:ascii="Times New Roman" w:hAnsi="Times New Roman" w:cs="Times New Roman"/>
+          <w:sz w:val="24"/>
+          <w:szCs w:val="24"/>
+          <w:lang w:val="ru-RU"/>
+        </w:rPr>
+      </w:pPr>
+      <w:r>
+        <w:rPr>
+          <w:rFonts w:ascii="Times New Roman" w:hAnsi="Times New Roman" w:cs="Times New Roman"/>
+          <w:sz w:val="24"/>
+          <w:szCs w:val="24"/>
+          <w:lang w:val="ru-RU"/>
+        </w:rPr>
+        <w:lastRenderedPageBreak/>
+        <w:t>Мы сейчас находимся на той ветке</w:t>
+      </w:r>
+      <w:r>
+        <w:rPr>
+          <w:rFonts w:ascii="Times New Roman" w:hAnsi="Times New Roman" w:cs="Times New Roman"/>
+          <w:sz w:val="24"/>
+          <w:szCs w:val="24"/>
+          <w:lang w:val="ru-RU"/>
+        </w:rPr>
+        <w:t xml:space="preserve"> философии</w:t>
+      </w:r>
+      <w:r>
+        <w:rPr>
+          <w:rFonts w:ascii="Times New Roman" w:hAnsi="Times New Roman" w:cs="Times New Roman"/>
+          <w:sz w:val="24"/>
+          <w:szCs w:val="24"/>
+          <w:lang w:val="ru-RU"/>
+        </w:rPr>
+        <w:t xml:space="preserve">, которая впоследствии приведет к возникновению ЭН. </w:t>
+      </w:r>
+      <w:r>
+        <w:rPr>
+          <w:rFonts w:ascii="Times New Roman" w:hAnsi="Times New Roman" w:cs="Times New Roman"/>
+          <w:sz w:val="24"/>
+          <w:szCs w:val="24"/>
+          <w:lang w:val="ru-RU"/>
+        </w:rPr>
+        <w:t>ЭН — это продукт модерна, третья фаза</w:t>
+      </w:r>
+      <w:r>
+        <w:rPr>
+          <w:rFonts w:ascii="Times New Roman" w:hAnsi="Times New Roman" w:cs="Times New Roman"/>
+          <w:sz w:val="24"/>
+          <w:szCs w:val="24"/>
+          <w:lang w:val="ru-RU"/>
+        </w:rPr>
+        <w:t xml:space="preserve"> последовательной эволюции мысли, </w:t>
+      </w:r>
+      <w:r>
+        <w:rPr>
+          <w:rFonts w:ascii="Times New Roman" w:hAnsi="Times New Roman" w:cs="Times New Roman"/>
+          <w:sz w:val="24"/>
+          <w:szCs w:val="24"/>
+          <w:lang w:val="ru-RU"/>
+        </w:rPr>
+        <w:t xml:space="preserve">и ей предшествовали метафизика мифологического мировоззрения и </w:t>
+      </w:r>
+      <w:r>
+        <w:rPr>
+          <w:rFonts w:ascii="Times New Roman" w:hAnsi="Times New Roman" w:cs="Times New Roman"/>
+          <w:b/>
+          <w:bCs/>
+          <w:sz w:val="24"/>
+          <w:szCs w:val="24"/>
+          <w:lang w:val="ru-RU"/>
+        </w:rPr>
+        <w:t>схоластика</w:t>
+      </w:r>
+      <w:r>
+        <w:rPr>
+          <w:rFonts w:ascii="Times New Roman" w:hAnsi="Times New Roman" w:cs="Times New Roman"/>
+          <w:sz w:val="24"/>
+          <w:szCs w:val="24"/>
+          <w:lang w:val="ru-RU"/>
+        </w:rPr>
+        <w:t xml:space="preserve"> монотеистического. О последней сегодня и поговорим.</w:t>
+      </w:r>
+    </w:p>
+    <w:p>
+      <w:pPr>
+        <w:pStyle w:val="Heading2"/>
+        <w:rPr>
+          <w:lang w:val="ru-RU"/>
+        </w:rPr>
+      </w:pPr>
+      <w:r>
+        <w:rPr>
+          <w:lang w:val="ru-RU"/>
+        </w:rPr>
+        <w:t>Оправдание монотеизма</w:t>
+      </w:r>
+    </w:p>
+    <w:p>
+      <w:pPr>
+        <w:rPr>
+          <w:rFonts w:ascii="Times New Roman" w:hAnsi="Times New Roman" w:cs="Times New Roman"/>
+          <w:sz w:val="24"/>
+          <w:szCs w:val="24"/>
+          <w:lang w:val="ru-RU"/>
+        </w:rPr>
+      </w:pPr>
+      <w:r>
+        <w:rPr>
+          <w:rFonts w:ascii="Times New Roman" w:hAnsi="Times New Roman" w:cs="Times New Roman"/>
+          <w:sz w:val="24"/>
+          <w:szCs w:val="24"/>
+          <w:lang w:val="ru-RU"/>
+        </w:rPr>
+        <w:t xml:space="preserve">Часто думают, что этап схоластики можно пропустить. Это распространённая точка зрения. Кажется, </w:t>
+      </w:r>
+      <w:r>
+        <w:rPr>
+          <w:rFonts w:ascii="Times New Roman" w:hAnsi="Times New Roman" w:cs="Times New Roman"/>
+          <w:sz w:val="24"/>
+          <w:szCs w:val="24"/>
+          <w:lang w:val="ru-RU"/>
+        </w:rPr>
+        <w:t>будто</w:t>
+      </w:r>
+      <w:r>
+        <w:rPr>
+          <w:rFonts w:ascii="Times New Roman" w:hAnsi="Times New Roman" w:cs="Times New Roman"/>
+          <w:sz w:val="24"/>
+          <w:szCs w:val="24"/>
+          <w:lang w:val="ru-RU"/>
+        </w:rPr>
+        <w:t xml:space="preserve"> были блестящие достижения античности, которые не смогли сделать больших успехов лишь из-за собственной древности, и затем монотеизм, который свернул </w:t>
+      </w:r>
+      <w:r>
+        <w:rPr>
+          <w:rFonts w:ascii="Times New Roman" w:hAnsi="Times New Roman" w:cs="Times New Roman"/>
+          <w:sz w:val="24"/>
+          <w:szCs w:val="24"/>
+          <w:lang w:val="ru-RU"/>
+        </w:rPr>
+        <w:t>людей</w:t>
+      </w:r>
+      <w:r>
+        <w:rPr>
+          <w:rFonts w:ascii="Times New Roman" w:hAnsi="Times New Roman" w:cs="Times New Roman"/>
+          <w:sz w:val="24"/>
+          <w:szCs w:val="24"/>
+          <w:lang w:val="ru-RU"/>
+        </w:rPr>
+        <w:t xml:space="preserve"> с верного пути.</w:t>
+      </w:r>
+      <w:r>
+        <w:rPr>
+          <w:rFonts w:ascii="Times New Roman" w:hAnsi="Times New Roman" w:cs="Times New Roman"/>
+          <w:sz w:val="24"/>
+          <w:szCs w:val="24"/>
+          <w:lang w:val="ru-RU"/>
+        </w:rPr>
+        <w:t xml:space="preserve"> Это </w:t>
+      </w:r>
+      <w:r>
+        <w:rPr>
+          <w:rFonts w:ascii="Times New Roman" w:hAnsi="Times New Roman" w:cs="Times New Roman"/>
+          <w:sz w:val="24"/>
+          <w:szCs w:val="24"/>
+          <w:lang w:val="ru-RU"/>
+        </w:rPr>
+        <w:t>вовсе не так. Именно схоластика показала человечеству некоторое допущение в познании, от которого нужно избавиться.</w:t>
+      </w:r>
+      <w:r>
+        <w:rPr>
+          <w:rFonts w:ascii="Times New Roman" w:hAnsi="Times New Roman" w:cs="Times New Roman"/>
+          <w:sz w:val="24"/>
+          <w:szCs w:val="24"/>
+          <w:lang w:val="ru-RU"/>
+        </w:rPr>
+        <w:t xml:space="preserve"> Кризис, надломивший католицизм, выявил это допущение</w:t>
+      </w:r>
+      <w:r>
+        <w:rPr>
+          <w:rFonts w:ascii="Times New Roman" w:hAnsi="Times New Roman" w:cs="Times New Roman"/>
+          <w:sz w:val="24"/>
+          <w:szCs w:val="24"/>
+          <w:lang w:val="ru-RU"/>
+        </w:rPr>
+        <w:t>, и</w:t>
+      </w:r>
+      <w:r>
+        <w:rPr>
+          <w:rFonts w:ascii="Times New Roman" w:hAnsi="Times New Roman" w:cs="Times New Roman"/>
+          <w:sz w:val="24"/>
+          <w:szCs w:val="24"/>
+          <w:lang w:val="ru-RU"/>
+        </w:rPr>
+        <w:t xml:space="preserve"> </w:t>
+      </w:r>
+      <w:r>
+        <w:rPr>
+          <w:rFonts w:ascii="Times New Roman" w:hAnsi="Times New Roman" w:cs="Times New Roman"/>
+          <w:sz w:val="24"/>
+          <w:szCs w:val="24"/>
+          <w:lang w:val="ru-RU"/>
+        </w:rPr>
+        <w:t>е</w:t>
+      </w:r>
+      <w:r>
+        <w:rPr>
+          <w:rFonts w:ascii="Times New Roman" w:hAnsi="Times New Roman" w:cs="Times New Roman"/>
+          <w:sz w:val="24"/>
+          <w:szCs w:val="24"/>
+          <w:lang w:val="ru-RU"/>
+        </w:rPr>
+        <w:t xml:space="preserve">сли </w:t>
+      </w:r>
+      <w:r>
+        <w:rPr>
+          <w:rFonts w:ascii="Times New Roman" w:hAnsi="Times New Roman" w:cs="Times New Roman"/>
+          <w:sz w:val="24"/>
+          <w:szCs w:val="24"/>
+          <w:lang w:val="ru-RU"/>
+        </w:rPr>
+        <w:t>бы этого не произошло</w:t>
+      </w:r>
+      <w:r>
+        <w:rPr>
+          <w:rFonts w:ascii="Times New Roman" w:hAnsi="Times New Roman" w:cs="Times New Roman"/>
+          <w:sz w:val="24"/>
+          <w:szCs w:val="24"/>
+          <w:lang w:val="ru-RU"/>
+        </w:rPr>
+        <w:t xml:space="preserve">, то переход к ЭН </w:t>
+      </w:r>
+      <w:r>
+        <w:rPr>
+          <w:rFonts w:ascii="Times New Roman" w:hAnsi="Times New Roman" w:cs="Times New Roman"/>
+          <w:sz w:val="24"/>
+          <w:szCs w:val="24"/>
+          <w:lang w:val="ru-RU"/>
+        </w:rPr>
+        <w:t>был бы</w:t>
+      </w:r>
+      <w:r>
+        <w:rPr>
+          <w:rFonts w:ascii="Times New Roman" w:hAnsi="Times New Roman" w:cs="Times New Roman"/>
+          <w:sz w:val="24"/>
+          <w:szCs w:val="24"/>
+          <w:lang w:val="ru-RU"/>
+        </w:rPr>
+        <w:t xml:space="preserve"> невозможен</w:t>
+      </w:r>
+      <w:r>
+        <w:rPr>
+          <w:rFonts w:ascii="Times New Roman" w:hAnsi="Times New Roman" w:cs="Times New Roman"/>
+          <w:sz w:val="24"/>
+          <w:szCs w:val="24"/>
+          <w:lang w:val="ru-RU"/>
+        </w:rPr>
+        <w:t>.</w:t>
+      </w:r>
+    </w:p>
+    <w:p>
+      <w:pPr>
+        <w:rPr>
+          <w:rFonts w:ascii="Times New Roman" w:hAnsi="Times New Roman" w:cs="Times New Roman"/>
+          <w:sz w:val="24"/>
+          <w:szCs w:val="24"/>
+          <w:lang w:val="ru-RU"/>
+        </w:rPr>
+      </w:pPr>
+      <w:r>
+        <w:rPr>
+          <w:rFonts w:ascii="Times New Roman" w:hAnsi="Times New Roman" w:cs="Times New Roman"/>
+          <w:sz w:val="24"/>
+          <w:szCs w:val="24"/>
+          <w:lang w:val="ru-RU"/>
+        </w:rPr>
+        <w:t xml:space="preserve">Топологическая </w:t>
+      </w:r>
+      <w:r>
+        <w:rPr>
+          <w:rFonts w:ascii="Times New Roman" w:hAnsi="Times New Roman" w:cs="Times New Roman"/>
+          <w:sz w:val="24"/>
+          <w:szCs w:val="24"/>
+          <w:lang w:val="ru-RU"/>
+        </w:rPr>
+        <w:t xml:space="preserve">модель </w:t>
+      </w:r>
+      <w:r>
+        <w:rPr>
+          <w:rFonts w:ascii="Times New Roman" w:hAnsi="Times New Roman" w:cs="Times New Roman"/>
+          <w:sz w:val="24"/>
+          <w:szCs w:val="24"/>
+          <w:lang w:val="ru-RU"/>
+        </w:rPr>
+        <w:t xml:space="preserve">монотеистической картины </w:t>
+      </w:r>
+      <w:r>
+        <w:rPr>
+          <w:rFonts w:ascii="Times New Roman" w:hAnsi="Times New Roman" w:cs="Times New Roman"/>
+          <w:sz w:val="24"/>
+          <w:szCs w:val="24"/>
+          <w:lang w:val="ru-RU"/>
+        </w:rPr>
+        <w:t>мира</w:t>
+      </w:r>
+    </w:p>
+    <w:p>
+      <w:pPr>
+        <w:rPr>
+          <w:rFonts w:ascii="Times New Roman" w:hAnsi="Times New Roman" w:cs="Times New Roman"/>
+          <w:sz w:val="24"/>
+          <w:szCs w:val="24"/>
+          <w:lang w:val="ru-RU"/>
+        </w:rPr>
+      </w:pPr>
+      <w:r>
+        <w:rPr>
+          <w:rFonts w:ascii="Times New Roman" w:hAnsi="Times New Roman" w:cs="Times New Roman"/>
+          <w:noProof/>
+          <w:sz w:val="24"/>
+          <w:szCs w:val="24"/>
+          <w:lang w:val="ru-RU"/>
+        </w:rPr>
+        <w:drawing>
+          <wp:inline distT="0" distB="0" distL="0" distR="0" wp14:anchorId="5F05C61B" wp14:editId="7B8DD2E5">
+            <wp:extent cx="2984500" cy="2616200"/>
+            <wp:effectExtent l="0" t="0" r="0" b="0"/>
+            <wp:docPr id="113109319" name="Picture 3"/>
+            <wp:cNvGraphicFramePr>
+              <a:graphicFrameLocks xmlns:a="http://schemas.openxmlformats.org/drawingml/2006/main" noChangeAspect="1"/>
+            </wp:cNvGraphicFramePr>
+            <a:graphic xmlns:a="http://schemas.openxmlformats.org/drawingml/2006/main">
+              <a:graphicData uri="http://schemas.openxmlformats.org/drawingml/2006/picture">
+                <pic:pic xmlns:pic="http://schemas.openxmlformats.org/drawingml/2006/picture">
+                  <pic:nvPicPr>
+                    <pic:cNvPr id="113109319" name="Picture 113109319"/>
+                    <pic:cNvPicPr/>
+                  </pic:nvPicPr>
+                  <pic:blipFill>
+                    <a:blip r:embed="rId5">
+                      <a:extLst>
+                        <a:ext uri="{28A0092B-C50C-407E-A947-70E740481C1C}">
+                          <a14:useLocalDpi xmlns:a14="http://schemas.microsoft.com/office/drawing/2010/main" val="0"/>
+                        </a:ext>
+                      </a:extLst>
+                    </a:blip>
+                    <a:stretch>
+                      <a:fillRect/>
+                    </a:stretch>
+                  </pic:blipFill>
+                  <pic:spPr>
+                    <a:xfrm>
+                      <a:off x="0" y="0"/>
+                      <a:ext cx="2984500" cy="2616200"/>
+                    </a:xfrm>
+                    <a:prstGeom prst="rect">
+                      <a:avLst/>
+                    </a:prstGeom>
+                  </pic:spPr>
+                </pic:pic>
+              </a:graphicData>
+            </a:graphic>
+          </wp:inline>
+        </w:drawing>
+      </w:r>
+    </w:p>
+    <w:p>
+      <w:pPr>
+        <w:rPr>
+          <w:rFonts w:ascii="Times New Roman" w:hAnsi="Times New Roman" w:cs="Times New Roman"/>
+          <w:sz w:val="24"/>
+          <w:szCs w:val="24"/>
+          <w:lang w:val="ru-RU"/>
+        </w:rPr>
+      </w:pPr>
+    </w:p>
+    <w:p>
+      <w:pPr>
+        <w:rPr>
+          <w:rFonts w:ascii="Times New Roman" w:hAnsi="Times New Roman" w:cs="Times New Roman"/>
+          <w:sz w:val="24"/>
+          <w:szCs w:val="24"/>
+          <w:lang w:val="ru-RU"/>
+        </w:rPr>
+      </w:pPr>
+      <w:r>
+        <w:rPr>
+          <w:rFonts w:ascii="Times New Roman" w:hAnsi="Times New Roman" w:cs="Times New Roman"/>
+          <w:sz w:val="24"/>
+          <w:szCs w:val="24"/>
+          <w:lang w:val="ru-RU"/>
+        </w:rPr>
+        <w:t>На прошлых лекциях речь шла про ортодоксальное христианство, иными словами — о провославии.</w:t>
+      </w:r>
+    </w:p>
+    <w:p>
+      <w:pPr>
+        <w:rPr>
+          <w:rFonts w:ascii="Times New Roman" w:hAnsi="Times New Roman" w:cs="Times New Roman"/>
+          <w:sz w:val="24"/>
+          <w:szCs w:val="24"/>
+          <w:lang w:val="ru-RU"/>
+        </w:rPr>
+      </w:pPr>
+      <w:r>
+        <w:rPr>
+          <w:rFonts w:ascii="Times New Roman" w:hAnsi="Times New Roman" w:cs="Times New Roman"/>
+          <w:sz w:val="24"/>
+          <w:szCs w:val="24"/>
+        </w:rPr>
+        <w:t xml:space="preserve">TODO: </w:t>
+      </w:r>
+      <w:r>
+        <w:rPr>
+          <w:rFonts w:ascii="Times New Roman" w:hAnsi="Times New Roman" w:cs="Times New Roman"/>
+          <w:sz w:val="24"/>
+          <w:szCs w:val="24"/>
+          <w:lang w:val="ru-RU"/>
+        </w:rPr>
+        <w:t>доделать конспект</w:t>
       </w:r>
     </w:p>
     <w:sectPr>
